--- a/dosyalar/performans-proje/5-sinif/arapca-5-performans-gorevi.docx
+++ b/dosyalar/performans-proje/5-sinif/arapca-5-performans-gorevi.docx
@@ -1955,7 +1955,7 @@
                 <w:szCs w:val="32"/>
                 <w:rtl/>
               </w:rPr>
-              <w:t xml:space="preserve">صَفِّي</w:t>
+              <w:t xml:space="preserve">صَفِّي</w:t>
             </w:r>
           </w:p>
           <w:p>
@@ -1973,7 +1973,7 @@
                 <w:szCs w:val="30"/>
                 <w:rtl/>
               </w:rPr>
-              <w:t xml:space="preserve">هَذَا صَفِّي.</w:t>
+              <w:t xml:space="preserve">هَذَا صَفِّي.</w:t>
             </w:r>
           </w:p>
           <w:p>
@@ -1991,7 +1991,7 @@
                 <w:szCs w:val="30"/>
                 <w:rtl/>
               </w:rPr>
-              <w:t xml:space="preserve">فِي الصَّفِّ سَبُّورَةٌ وَمَكْتَبٌ.</w:t>
+              <w:t xml:space="preserve">فِي الصَّفِّ سَبُّورَةٌ وَمَكْتَبٌ.</w:t>
             </w:r>
           </w:p>
           <w:p>
@@ -2009,7 +2009,7 @@
                 <w:szCs w:val="30"/>
                 <w:rtl/>
               </w:rPr>
-              <w:t xml:space="preserve">عَلَى الْمَكْتَبِ كِتَابٌ وَقَلَمٌ.</w:t>
+              <w:t xml:space="preserve">عَلَى المَكْتَبِ كِتَابٌ وَقَلَمٌ.</w:t>
             </w:r>
           </w:p>
           <w:p>
@@ -2045,7 +2045,7 @@
                 <w:szCs w:val="30"/>
                 <w:rtl/>
               </w:rPr>
-              <w:t xml:space="preserve">صَفِّي نَظِيفٌ وَجَمِيلٌ.</w:t>
+              <w:t xml:space="preserve">صَفِّي نَظِيفٌ وَجَمِيلٌ.</w:t>
             </w:r>
           </w:p>
           <w:p>
@@ -2063,7 +2063,7 @@
                 <w:szCs w:val="30"/>
                 <w:rtl/>
               </w:rPr>
-              <w:t xml:space="preserve">أُحِبُّ صَفِّي كَثِيرًا.</w:t>
+              <w:t xml:space="preserve">أُحِبُّ صَفِّي كَثِيرًا.</w:t>
             </w:r>
           </w:p>
         </w:tc>
@@ -2149,7 +2149,7 @@
                 <w:szCs w:val="30"/>
                 <w:rtl/>
               </w:rPr>
-              <w:t xml:space="preserve">صَفٌّ   —   سَبُّورَةٌ   —   مَكْتَبٌ   —   كُرْسِيٌّ   —   كِتَابٌ   —   قَلَمٌ   —   دَفْتَرٌ   —   نَافِذَةٌ   —   بَابٌ   —   حَقِيبَةٌ</w:t>
+              <w:t xml:space="preserve">صَفٌّ   —   سَبُّورَةٌ   —   مَكْتَبٌ   —   كُرْسِيٌّ   —   كِتَابٌ   —   قَلَمٌ   —   دَفْتَرٌ   —   نَافِذَةٌ   —   بَابٌ   —   حَقِيبَةٌ</w:t>
             </w:r>
           </w:p>
         </w:tc>

--- a/dosyalar/performans-proje/5-sinif/arapca-5-performans-gorevi.docx
+++ b/dosyalar/performans-proje/5-sinif/arapca-5-performans-gorevi.docx
@@ -1947,7 +1947,7 @@
             </w:pPr>
             <w:r>
               <w:rPr>
-                <w:rFonts w:ascii="Markazi Text" w:cs="Markazi Text" w:eastAsia="Markazi Text" w:hAnsi="Markazi Text"/>
+                <w:rFonts w:ascii="Arakom" w:cs="Arakom" w:eastAsia="Arakom" w:hAnsi="Arakom"/>
                 <w:b/>
                 <w:bCs/>
                 <w:color w:val="111111"/>
@@ -1965,7 +1965,7 @@
             </w:pPr>
             <w:r>
               <w:rPr>
-                <w:rFonts w:ascii="Markazi Text" w:cs="Markazi Text" w:eastAsia="Markazi Text" w:hAnsi="Markazi Text"/>
+                <w:rFonts w:ascii="Arakom" w:cs="Arakom" w:eastAsia="Arakom" w:hAnsi="Arakom"/>
                 <w:b w:val="false"/>
                 <w:bCs w:val="false"/>
                 <w:color w:val="111111"/>
@@ -1983,7 +1983,7 @@
             </w:pPr>
             <w:r>
               <w:rPr>
-                <w:rFonts w:ascii="Markazi Text" w:cs="Markazi Text" w:eastAsia="Markazi Text" w:hAnsi="Markazi Text"/>
+                <w:rFonts w:ascii="Arakom" w:cs="Arakom" w:eastAsia="Arakom" w:hAnsi="Arakom"/>
                 <w:b w:val="false"/>
                 <w:bCs w:val="false"/>
                 <w:color w:val="111111"/>
@@ -2001,7 +2001,7 @@
             </w:pPr>
             <w:r>
               <w:rPr>
-                <w:rFonts w:ascii="Markazi Text" w:cs="Markazi Text" w:eastAsia="Markazi Text" w:hAnsi="Markazi Text"/>
+                <w:rFonts w:ascii="Arakom" w:cs="Arakom" w:eastAsia="Arakom" w:hAnsi="Arakom"/>
                 <w:b w:val="false"/>
                 <w:bCs w:val="false"/>
                 <w:color w:val="111111"/>
@@ -2019,7 +2019,7 @@
             </w:pPr>
             <w:r>
               <w:rPr>
-                <w:rFonts w:ascii="Markazi Text" w:cs="Markazi Text" w:eastAsia="Markazi Text" w:hAnsi="Markazi Text"/>
+                <w:rFonts w:ascii="Arakom" w:cs="Arakom" w:eastAsia="Arakom" w:hAnsi="Arakom"/>
                 <w:b w:val="false"/>
                 <w:bCs w:val="false"/>
                 <w:color w:val="111111"/>
@@ -2037,7 +2037,7 @@
             </w:pPr>
             <w:r>
               <w:rPr>
-                <w:rFonts w:ascii="Markazi Text" w:cs="Markazi Text" w:eastAsia="Markazi Text" w:hAnsi="Markazi Text"/>
+                <w:rFonts w:ascii="Arakom" w:cs="Arakom" w:eastAsia="Arakom" w:hAnsi="Arakom"/>
                 <w:b w:val="false"/>
                 <w:bCs w:val="false"/>
                 <w:color w:val="111111"/>
@@ -2055,7 +2055,7 @@
             </w:pPr>
             <w:r>
               <w:rPr>
-                <w:rFonts w:ascii="Markazi Text" w:cs="Markazi Text" w:eastAsia="Markazi Text" w:hAnsi="Markazi Text"/>
+                <w:rFonts w:ascii="Arakom" w:cs="Arakom" w:eastAsia="Arakom" w:hAnsi="Arakom"/>
                 <w:b w:val="false"/>
                 <w:bCs w:val="false"/>
                 <w:color w:val="111111"/>
@@ -2141,7 +2141,7 @@
             </w:pPr>
             <w:r>
               <w:rPr>
-                <w:rFonts w:ascii="Markazi Text" w:cs="Markazi Text" w:eastAsia="Markazi Text" w:hAnsi="Markazi Text"/>
+                <w:rFonts w:ascii="Arakom" w:cs="Arakom" w:eastAsia="Arakom" w:hAnsi="Arakom"/>
                 <w:b w:val="false"/>
                 <w:bCs w:val="false"/>
                 <w:color w:val="111111"/>

--- a/dosyalar/performans-proje/5-sinif/arapca-5-performans-gorevi.docx
+++ b/dosyalar/performans-proje/5-sinif/arapca-5-performans-gorevi.docx
@@ -667,7 +667,7 @@
                 <w:sz w:val="19"/>
                 <w:szCs w:val="19"/>
               </w:rPr>
-              <w:t xml:space="preserve">2025 Arapça Dersi Öğretim Programı (Türkiye Yüzyılı Maarif Modeli)</w:t>
+              <w:t xml:space="preserve">Arapça Dersi Öğretim Programı (Türkiye Yüzyılı Maarif Modeli)</w:t>
             </w:r>
           </w:p>
         </w:tc>
